--- a/paper_results/tables/paper_tables.docx
+++ b/paper_results/tables/paper_tables.docx
@@ -16,7 +16,7 @@
         <w:rPr>
           <w:i/>
         </w:rPr>
-        <w:t>Generated from the executed evidence at commit ecf969e4b9237ee7b705efe0b836b58265ff03d4. Every cell is read from a file under paper_results/; none was transcribed. A quantity that was not measured reads “not measured” rather than zero.</w:t>
+        <w:t>Generated from the executed evidence at commit 652bb5f27033bc7a89f621cf285447762f9480e5. Every cell is read from a file under paper_results/; none was transcribed. A quantity that was not measured reads “not measured” rather than zero.</w:t>
       </w:r>
     </w:p>
     <w:p/>

--- a/paper_results/tables/paper_tables.docx
+++ b/paper_results/tables/paper_tables.docx
@@ -16,7 +16,7 @@
         <w:rPr>
           <w:i/>
         </w:rPr>
-        <w:t>Generated from the executed evidence at commit 652bb5f27033bc7a89f621cf285447762f9480e5. Every cell is read from a file under paper_results/; none was transcribed. A quantity that was not measured reads “not measured” rather than zero.</w:t>
+        <w:t>Generated from the executed evidence at commit 5cafff2898c9d9bcfeb697182672de774bd38e6f. Every cell is read from a file under paper_results/; none was transcribed. A quantity that was not measured reads “not measured” rather than zero.</w:t>
       </w:r>
     </w:p>
     <w:p/>
@@ -552,7 +552,7 @@
           </w:tcPr>
           <w:p>
             <w:r>
-              <w:t>outcomes: verified, failed, unresolved, blocked, unsupported, not_requested, compiled</w:t>
+              <w:t>outcomes: verified, partial, failed, unresolved, blocked, unsupported, not_requested, compiled</w:t>
             </w:r>
           </w:p>
         </w:tc>
@@ -6404,6 +6404,397 @@
         </w:tc>
       </w:tr>
     </w:tbl>
+    <w:p/>
+    <w:p>
+      <w:r>
+        <w:rPr>
+          <w:b/>
+        </w:rPr>
+        <w:t>Table 8. How every compared row of the illustrative example was adjudicated. The counts are identical at every increment within a branch, so the table carries the same information the per-increment breakdown did. An exact zero is a row where both the generated value and the reference are exactly zero; a row within the reference's resolution is one the reference cannot separate from the value.</w:t>
+      </w:r>
+    </w:p>
+    <w:tbl>
+      <w:tblPr>
+        <w:tblStyle w:val="TableGrid"/>
+        <w:tblW w:type="auto" w:w="0"/>
+        <w:tblLayout w:type="autofit"/>
+        <w:tblLook w:firstColumn="1" w:firstRow="1" w:lastColumn="0" w:lastRow="0" w:noHBand="0" w:noVBand="1" w:val="04A0"/>
+      </w:tblPr>
+      <w:tblGrid>
+        <w:gridCol w:w="1314"/>
+        <w:gridCol w:w="1314"/>
+        <w:gridCol w:w="1314"/>
+        <w:gridCol w:w="1314"/>
+        <w:gridCol w:w="1314"/>
+        <w:gridCol w:w="1314"/>
+        <w:gridCol w:w="1314"/>
+        <w:gridCol w:w="1314"/>
+      </w:tblGrid>
+      <w:tr>
+        <w:tc>
+          <w:tcPr>
+            <w:tcW w:type="dxa" w:w="1314"/>
+          </w:tcPr>
+          <w:p>
+            <w:r>
+              <w:rPr>
+                <w:b/>
+              </w:rPr>
+              <w:t>Branch</w:t>
+            </w:r>
+          </w:p>
+        </w:tc>
+        <w:tc>
+          <w:tcPr>
+            <w:tcW w:type="dxa" w:w="1314"/>
+          </w:tcPr>
+          <w:p>
+            <w:r>
+              <w:rPr>
+                <w:b/>
+              </w:rPr>
+              <w:t>Increments</w:t>
+            </w:r>
+          </w:p>
+        </w:tc>
+        <w:tc>
+          <w:tcPr>
+            <w:tcW w:type="dxa" w:w="1314"/>
+          </w:tcPr>
+          <w:p>
+            <w:r>
+              <w:rPr>
+                <w:b/>
+              </w:rPr>
+              <w:t>Rows</w:t>
+            </w:r>
+          </w:p>
+        </w:tc>
+        <w:tc>
+          <w:tcPr>
+            <w:tcW w:type="dxa" w:w="1314"/>
+          </w:tcPr>
+          <w:p>
+            <w:r>
+              <w:rPr>
+                <w:b/>
+              </w:rPr>
+              <w:t>Exact zero</w:t>
+            </w:r>
+          </w:p>
+        </w:tc>
+        <w:tc>
+          <w:tcPr>
+            <w:tcW w:type="dxa" w:w="1314"/>
+          </w:tcPr>
+          <w:p>
+            <w:r>
+              <w:rPr>
+                <w:b/>
+              </w:rPr>
+              <w:t>Within reference</w:t>
+            </w:r>
+          </w:p>
+        </w:tc>
+        <w:tc>
+          <w:tcPr>
+            <w:tcW w:type="dxa" w:w="1314"/>
+          </w:tcPr>
+          <w:p>
+            <w:r>
+              <w:rPr>
+                <w:b/>
+              </w:rPr>
+              <w:t>Measured</w:t>
+            </w:r>
+          </w:p>
+        </w:tc>
+        <w:tc>
+          <w:tcPr>
+            <w:tcW w:type="dxa" w:w="1314"/>
+          </w:tcPr>
+          <w:p>
+            <w:r>
+              <w:rPr>
+                <w:b/>
+              </w:rPr>
+              <w:t>Disagreeing</w:t>
+            </w:r>
+          </w:p>
+        </w:tc>
+        <w:tc>
+          <w:tcPr>
+            <w:tcW w:type="dxa" w:w="1314"/>
+          </w:tcPr>
+          <w:p>
+            <w:r>
+              <w:rPr>
+                <w:b/>
+              </w:rPr>
+              <w:t>Worst measured rel error</w:t>
+            </w:r>
+          </w:p>
+        </w:tc>
+      </w:tr>
+      <w:tr>
+        <w:tc>
+          <w:tcPr>
+            <w:tcW w:type="dxa" w:w="1314"/>
+          </w:tcPr>
+          <w:p>
+            <w:r>
+              <w:t>elastic</w:t>
+            </w:r>
+          </w:p>
+        </w:tc>
+        <w:tc>
+          <w:tcPr>
+            <w:tcW w:type="dxa" w:w="1314"/>
+          </w:tcPr>
+          <w:p>
+            <w:r>
+              <w:t>1-15</w:t>
+            </w:r>
+          </w:p>
+        </w:tc>
+        <w:tc>
+          <w:tcPr>
+            <w:tcW w:type="dxa" w:w="1314"/>
+          </w:tcPr>
+          <w:p>
+            <w:r>
+              <w:t>420</w:t>
+            </w:r>
+          </w:p>
+        </w:tc>
+        <w:tc>
+          <w:tcPr>
+            <w:tcW w:type="dxa" w:w="1314"/>
+          </w:tcPr>
+          <w:p>
+            <w:r>
+              <w:t>330</w:t>
+            </w:r>
+          </w:p>
+        </w:tc>
+        <w:tc>
+          <w:tcPr>
+            <w:tcW w:type="dxa" w:w="1314"/>
+          </w:tcPr>
+          <w:p>
+            <w:r>
+              <w:t>45</w:t>
+            </w:r>
+          </w:p>
+        </w:tc>
+        <w:tc>
+          <w:tcPr>
+            <w:tcW w:type="dxa" w:w="1314"/>
+          </w:tcPr>
+          <w:p>
+            <w:r>
+              <w:t>45</w:t>
+            </w:r>
+          </w:p>
+        </w:tc>
+        <w:tc>
+          <w:tcPr>
+            <w:tcW w:type="dxa" w:w="1314"/>
+          </w:tcPr>
+          <w:p>
+            <w:r>
+              <w:t>0</w:t>
+            </w:r>
+          </w:p>
+        </w:tc>
+        <w:tc>
+          <w:tcPr>
+            <w:tcW w:type="dxa" w:w="1314"/>
+          </w:tcPr>
+          <w:p>
+            <w:r>
+              <w:t>2.480e-08</w:t>
+            </w:r>
+          </w:p>
+        </w:tc>
+      </w:tr>
+      <w:tr>
+        <w:tc>
+          <w:tcPr>
+            <w:tcW w:type="dxa" w:w="1314"/>
+          </w:tcPr>
+          <w:p>
+            <w:r>
+              <w:t>inelastic</w:t>
+            </w:r>
+          </w:p>
+        </w:tc>
+        <w:tc>
+          <w:tcPr>
+            <w:tcW w:type="dxa" w:w="1314"/>
+          </w:tcPr>
+          <w:p>
+            <w:r>
+              <w:t>16-20</w:t>
+            </w:r>
+          </w:p>
+        </w:tc>
+        <w:tc>
+          <w:tcPr>
+            <w:tcW w:type="dxa" w:w="1314"/>
+          </w:tcPr>
+          <w:p>
+            <w:r>
+              <w:t>140</w:t>
+            </w:r>
+          </w:p>
+        </w:tc>
+        <w:tc>
+          <w:tcPr>
+            <w:tcW w:type="dxa" w:w="1314"/>
+          </w:tcPr>
+          <w:p>
+            <w:r>
+              <w:t>60</w:t>
+            </w:r>
+          </w:p>
+        </w:tc>
+        <w:tc>
+          <w:tcPr>
+            <w:tcW w:type="dxa" w:w="1314"/>
+          </w:tcPr>
+          <w:p>
+            <w:r>
+              <w:t>50</w:t>
+            </w:r>
+          </w:p>
+        </w:tc>
+        <w:tc>
+          <w:tcPr>
+            <w:tcW w:type="dxa" w:w="1314"/>
+          </w:tcPr>
+          <w:p>
+            <w:r>
+              <w:t>30</w:t>
+            </w:r>
+          </w:p>
+        </w:tc>
+        <w:tc>
+          <w:tcPr>
+            <w:tcW w:type="dxa" w:w="1314"/>
+          </w:tcPr>
+          <w:p>
+            <w:r>
+              <w:t>0</w:t>
+            </w:r>
+          </w:p>
+        </w:tc>
+        <w:tc>
+          <w:tcPr>
+            <w:tcW w:type="dxa" w:w="1314"/>
+          </w:tcPr>
+          <w:p>
+            <w:r>
+              <w:t>2.252e-08</w:t>
+            </w:r>
+          </w:p>
+        </w:tc>
+      </w:tr>
+      <w:tr>
+        <w:tc>
+          <w:tcPr>
+            <w:tcW w:type="dxa" w:w="1314"/>
+          </w:tcPr>
+          <w:p>
+            <w:r>
+              <w:t>all</w:t>
+            </w:r>
+          </w:p>
+        </w:tc>
+        <w:tc>
+          <w:tcPr>
+            <w:tcW w:type="dxa" w:w="1314"/>
+          </w:tcPr>
+          <w:p>
+            <w:r>
+              <w:t>1-20</w:t>
+            </w:r>
+          </w:p>
+        </w:tc>
+        <w:tc>
+          <w:tcPr>
+            <w:tcW w:type="dxa" w:w="1314"/>
+          </w:tcPr>
+          <w:p>
+            <w:r>
+              <w:t>560</w:t>
+            </w:r>
+          </w:p>
+        </w:tc>
+        <w:tc>
+          <w:tcPr>
+            <w:tcW w:type="dxa" w:w="1314"/>
+          </w:tcPr>
+          <w:p>
+            <w:r>
+              <w:t>390</w:t>
+            </w:r>
+          </w:p>
+        </w:tc>
+        <w:tc>
+          <w:tcPr>
+            <w:tcW w:type="dxa" w:w="1314"/>
+          </w:tcPr>
+          <w:p>
+            <w:r>
+              <w:t>95</w:t>
+            </w:r>
+          </w:p>
+        </w:tc>
+        <w:tc>
+          <w:tcPr>
+            <w:tcW w:type="dxa" w:w="1314"/>
+          </w:tcPr>
+          <w:p>
+            <w:r>
+              <w:t>75</w:t>
+            </w:r>
+          </w:p>
+        </w:tc>
+        <w:tc>
+          <w:tcPr>
+            <w:tcW w:type="dxa" w:w="1314"/>
+          </w:tcPr>
+          <w:p>
+            <w:r>
+              <w:t>0</w:t>
+            </w:r>
+          </w:p>
+        </w:tc>
+        <w:tc>
+          <w:tcPr>
+            <w:tcW w:type="dxa" w:w="1314"/>
+          </w:tcPr>
+          <w:p>
+            <w:r>
+              <w:t>2.480e-08</w:t>
+            </w:r>
+          </w:p>
+        </w:tc>
+      </w:tr>
+    </w:tbl>
+    <w:p>
+      <w:pPr>
+        <w:jc w:val="left"/>
+      </w:pPr>
+      <w:r>
+        <w:rPr>
+          <w:i/>
+          <w:sz w:val="16"/>
+        </w:rPr>
+        <w:t>Note. The three categories add to the row count, so no comparison leaves the table uncounted.</w:t>
+      </w:r>
+    </w:p>
     <w:sectPr>
       <w:pgSz w:w="12240" w:h="15840"/>
       <w:pgMar w:top="1008" w:right="864" w:bottom="1008" w:left="864" w:header="720" w:footer="720" w:gutter="0"/>

--- a/paper_results/tables/paper_tables.docx
+++ b/paper_results/tables/paper_tables.docx
@@ -16,7 +16,7 @@
         <w:rPr>
           <w:i/>
         </w:rPr>
-        <w:t>Generated from the executed evidence at commit 5cafff2898c9d9bcfeb697182672de774bd38e6f. Every cell is read from a file under paper_results/; none was transcribed. A quantity that was not measured reads “not measured” rather than zero.</w:t>
+        <w:t>Generated from the executed evidence at commit c24ff0d3c43cfc1f5aa4522c0fe17b03b8bf5bca. Every cell is read from a file under paper_results/; none was transcribed. A quantity that was not measured reads “not measured” rather than zero.</w:t>
       </w:r>
     </w:p>
     <w:p/>

--- a/paper_results/tables/paper_tables.docx
+++ b/paper_results/tables/paper_tables.docx
@@ -16,7 +16,7 @@
         <w:rPr>
           <w:i/>
         </w:rPr>
-        <w:t>Generated from the executed evidence at commit c24ff0d3c43cfc1f5aa4522c0fe17b03b8bf5bca. Every cell is read from a file under paper_results/; none was transcribed. A quantity that was not measured reads “not measured” rather than zero.</w:t>
+        <w:t>Generated from the executed evidence at commit 9bb6d2402d75895f048f5ff4657e2cc9da991c59. Every cell is read from a file under paper_results/; none was transcribed. A quantity that was not measured reads “not measured” rather than zero.</w:t>
       </w:r>
     </w:p>
     <w:p/>
@@ -2680,7 +2680,7 @@
         <w:rPr>
           <w:b/>
         </w:rPr>
-        <w:t>Table 4. Higher-order stress derivatives of the illustrative example against an independent 80-digit reference. The relative error is reported only over rows whose absolute error exceeds the absolute tolerance, because a relative error on a quantity at the rounding floor measures nothing.</w:t>
+        <w:t>Table 4. Higher-order stress derivatives of the illustrative example against an independent 80-digit reference, adjudicated by convergence of the reference itself. A row counts as admitted only when the reference resolved it and the two agree, or when the derivative is shown to be zero on evidence independent of the OTI result. The relative error is reported over resolved rows only, because a relative error on a quantity at the rounding floor measures nothing.</w:t>
       </w:r>
     </w:p>
     <w:tbl>
@@ -2691,19 +2691,20 @@
         <w:tblLook w:firstColumn="1" w:firstRow="1" w:lastColumn="0" w:lastRow="0" w:noHBand="0" w:noVBand="1" w:val="04A0"/>
       </w:tblPr>
       <w:tblGrid>
-        <w:gridCol w:w="1314"/>
-        <w:gridCol w:w="1314"/>
-        <w:gridCol w:w="1314"/>
-        <w:gridCol w:w="1314"/>
-        <w:gridCol w:w="1314"/>
-        <w:gridCol w:w="1314"/>
-        <w:gridCol w:w="1314"/>
-        <w:gridCol w:w="1314"/>
+        <w:gridCol w:w="1168"/>
+        <w:gridCol w:w="1168"/>
+        <w:gridCol w:w="1168"/>
+        <w:gridCol w:w="1168"/>
+        <w:gridCol w:w="1168"/>
+        <w:gridCol w:w="1168"/>
+        <w:gridCol w:w="1168"/>
+        <w:gridCol w:w="1168"/>
+        <w:gridCol w:w="1168"/>
       </w:tblGrid>
       <w:tr>
         <w:tc>
           <w:tcPr>
-            <w:tcW w:type="dxa" w:w="1314"/>
+            <w:tcW w:type="dxa" w:w="1168"/>
           </w:tcPr>
           <w:p>
             <w:r>
@@ -2716,7 +2717,7 @@
         </w:tc>
         <w:tc>
           <w:tcPr>
-            <w:tcW w:type="dxa" w:w="1314"/>
+            <w:tcW w:type="dxa" w:w="1168"/>
           </w:tcPr>
           <w:p>
             <w:r>
@@ -2729,7 +2730,7 @@
         </w:tc>
         <w:tc>
           <w:tcPr>
-            <w:tcW w:type="dxa" w:w="1314"/>
+            <w:tcW w:type="dxa" w:w="1168"/>
           </w:tcPr>
           <w:p>
             <w:r>
@@ -2742,66 +2743,79 @@
         </w:tc>
         <w:tc>
           <w:tcPr>
-            <w:tcW w:type="dxa" w:w="1314"/>
+            <w:tcW w:type="dxa" w:w="1168"/>
           </w:tcPr>
           <w:p>
             <w:r>
               <w:rPr>
                 <w:b/>
               </w:rPr>
-              <w:t>Passed</w:t>
-            </w:r>
-          </w:p>
-        </w:tc>
-        <w:tc>
-          <w:tcPr>
-            <w:tcW w:type="dxa" w:w="1314"/>
+              <w:t>Resolved</w:t>
+            </w:r>
+          </w:p>
+        </w:tc>
+        <w:tc>
+          <w:tcPr>
+            <w:tcW w:type="dxa" w:w="1168"/>
           </w:tcPr>
           <w:p>
             <w:r>
               <w:rPr>
                 <w:b/>
               </w:rPr>
-              <w:t>Failed</w:t>
-            </w:r>
-          </w:p>
-        </w:tc>
-        <w:tc>
-          <w:tcPr>
-            <w:tcW w:type="dxa" w:w="1314"/>
+              <w:t>Independently zero</w:t>
+            </w:r>
+          </w:p>
+        </w:tc>
+        <w:tc>
+          <w:tcPr>
+            <w:tcW w:type="dxa" w:w="1168"/>
           </w:tcPr>
           <w:p>
             <w:r>
               <w:rPr>
                 <w:b/>
               </w:rPr>
-              <w:t>Max abs error</w:t>
-            </w:r>
-          </w:p>
-        </w:tc>
-        <w:tc>
-          <w:tcPr>
-            <w:tcW w:type="dxa" w:w="1314"/>
+              <w:t>Admitted</w:t>
+            </w:r>
+          </w:p>
+        </w:tc>
+        <w:tc>
+          <w:tcPr>
+            <w:tcW w:type="dxa" w:w="1168"/>
           </w:tcPr>
           <w:p>
             <w:r>
               <w:rPr>
                 <w:b/>
               </w:rPr>
-              <w:t>Max rel error where significant</w:t>
-            </w:r>
-          </w:p>
-        </w:tc>
-        <w:tc>
-          <w:tcPr>
-            <w:tcW w:type="dxa" w:w="1314"/>
+              <w:t>Withheld</w:t>
+            </w:r>
+          </w:p>
+        </w:tc>
+        <w:tc>
+          <w:tcPr>
+            <w:tcW w:type="dxa" w:w="1168"/>
           </w:tcPr>
           <w:p>
             <w:r>
               <w:rPr>
                 <w:b/>
               </w:rPr>
-              <w:t>Abs tolerance</w:t>
+              <w:t>Max rel error on resolved</w:t>
+            </w:r>
+          </w:p>
+        </w:tc>
+        <w:tc>
+          <w:tcPr>
+            <w:tcW w:type="dxa" w:w="1168"/>
+          </w:tcPr>
+          <w:p>
+            <w:r>
+              <w:rPr>
+                <w:b/>
+              </w:rPr>
+              <w:t>Defensible</w:t>
             </w:r>
           </w:p>
         </w:tc>
@@ -2809,7 +2823,7 @@
       <w:tr>
         <w:tc>
           <w:tcPr>
-            <w:tcW w:type="dxa" w:w="1314"/>
+            <w:tcW w:type="dxa" w:w="1168"/>
           </w:tcPr>
           <w:p>
             <w:r>
@@ -2819,7 +2833,7 @@
         </w:tc>
         <w:tc>
           <w:tcPr>
-            <w:tcW w:type="dxa" w:w="1314"/>
+            <w:tcW w:type="dxa" w:w="1168"/>
           </w:tcPr>
           <w:p>
             <w:r>
@@ -2829,27 +2843,17 @@
         </w:tc>
         <w:tc>
           <w:tcPr>
-            <w:tcW w:type="dxa" w:w="1314"/>
-          </w:tcPr>
-          <w:p>
-            <w:r>
-              <w:t>12</w:t>
-            </w:r>
-          </w:p>
-        </w:tc>
-        <w:tc>
-          <w:tcPr>
-            <w:tcW w:type="dxa" w:w="1314"/>
-          </w:tcPr>
-          <w:p>
-            <w:r>
-              <w:t>12</w:t>
-            </w:r>
-          </w:p>
-        </w:tc>
-        <w:tc>
-          <w:tcPr>
-            <w:tcW w:type="dxa" w:w="1314"/>
+            <w:tcW w:type="dxa" w:w="1168"/>
+          </w:tcPr>
+          <w:p>
+            <w:r>
+              <w:t>96</w:t>
+            </w:r>
+          </w:p>
+        </w:tc>
+        <w:tc>
+          <w:tcPr>
+            <w:tcW w:type="dxa" w:w="1168"/>
           </w:tcPr>
           <w:p>
             <w:r>
@@ -2859,17 +2863,27 @@
         </w:tc>
         <w:tc>
           <w:tcPr>
-            <w:tcW w:type="dxa" w:w="1314"/>
-          </w:tcPr>
-          <w:p>
-            <w:r>
-              <w:t>1.958e-70</w:t>
-            </w:r>
-          </w:p>
-        </w:tc>
-        <w:tc>
-          <w:tcPr>
-            <w:tcW w:type="dxa" w:w="1314"/>
+            <w:tcW w:type="dxa" w:w="1168"/>
+          </w:tcPr>
+          <w:p>
+            <w:r>
+              <w:t>96</w:t>
+            </w:r>
+          </w:p>
+        </w:tc>
+        <w:tc>
+          <w:tcPr>
+            <w:tcW w:type="dxa" w:w="1168"/>
+          </w:tcPr>
+          <w:p>
+            <w:r>
+              <w:t>96</w:t>
+            </w:r>
+          </w:p>
+        </w:tc>
+        <w:tc>
+          <w:tcPr>
+            <w:tcW w:type="dxa" w:w="1168"/>
           </w:tcPr>
           <w:p>
             <w:r>
@@ -2879,11 +2893,21 @@
         </w:tc>
         <w:tc>
           <w:tcPr>
-            <w:tcW w:type="dxa" w:w="1314"/>
-          </w:tcPr>
-          <w:p>
-            <w:r>
-              <w:t>1.000e-05</w:t>
+            <w:tcW w:type="dxa" w:w="1168"/>
+          </w:tcPr>
+          <w:p>
+            <w:r>
+              <w:t>not measured</w:t>
+            </w:r>
+          </w:p>
+        </w:tc>
+        <w:tc>
+          <w:tcPr>
+            <w:tcW w:type="dxa" w:w="1168"/>
+          </w:tcPr>
+          <w:p>
+            <w:r>
+              <w:t>True</w:t>
             </w:r>
           </w:p>
         </w:tc>
@@ -2891,7 +2915,7 @@
       <w:tr>
         <w:tc>
           <w:tcPr>
-            <w:tcW w:type="dxa" w:w="1314"/>
+            <w:tcW w:type="dxa" w:w="1168"/>
           </w:tcPr>
           <w:p>
             <w:r>
@@ -2901,7 +2925,7 @@
         </w:tc>
         <w:tc>
           <w:tcPr>
-            <w:tcW w:type="dxa" w:w="1314"/>
+            <w:tcW w:type="dxa" w:w="1168"/>
           </w:tcPr>
           <w:p>
             <w:r>
@@ -2911,27 +2935,17 @@
         </w:tc>
         <w:tc>
           <w:tcPr>
-            <w:tcW w:type="dxa" w:w="1314"/>
-          </w:tcPr>
-          <w:p>
-            <w:r>
-              <w:t>12</w:t>
-            </w:r>
-          </w:p>
-        </w:tc>
-        <w:tc>
-          <w:tcPr>
-            <w:tcW w:type="dxa" w:w="1314"/>
-          </w:tcPr>
-          <w:p>
-            <w:r>
-              <w:t>12</w:t>
-            </w:r>
-          </w:p>
-        </w:tc>
-        <w:tc>
-          <w:tcPr>
-            <w:tcW w:type="dxa" w:w="1314"/>
+            <w:tcW w:type="dxa" w:w="1168"/>
+          </w:tcPr>
+          <w:p>
+            <w:r>
+              <w:t>96</w:t>
+            </w:r>
+          </w:p>
+        </w:tc>
+        <w:tc>
+          <w:tcPr>
+            <w:tcW w:type="dxa" w:w="1168"/>
           </w:tcPr>
           <w:p>
             <w:r>
@@ -2941,17 +2955,27 @@
         </w:tc>
         <w:tc>
           <w:tcPr>
-            <w:tcW w:type="dxa" w:w="1314"/>
-          </w:tcPr>
-          <w:p>
-            <w:r>
-              <w:t>1.039e-65</w:t>
-            </w:r>
-          </w:p>
-        </w:tc>
-        <w:tc>
-          <w:tcPr>
-            <w:tcW w:type="dxa" w:w="1314"/>
+            <w:tcW w:type="dxa" w:w="1168"/>
+          </w:tcPr>
+          <w:p>
+            <w:r>
+              <w:t>96</w:t>
+            </w:r>
+          </w:p>
+        </w:tc>
+        <w:tc>
+          <w:tcPr>
+            <w:tcW w:type="dxa" w:w="1168"/>
+          </w:tcPr>
+          <w:p>
+            <w:r>
+              <w:t>96</w:t>
+            </w:r>
+          </w:p>
+        </w:tc>
+        <w:tc>
+          <w:tcPr>
+            <w:tcW w:type="dxa" w:w="1168"/>
           </w:tcPr>
           <w:p>
             <w:r>
@@ -2961,11 +2985,21 @@
         </w:tc>
         <w:tc>
           <w:tcPr>
-            <w:tcW w:type="dxa" w:w="1314"/>
-          </w:tcPr>
-          <w:p>
-            <w:r>
-              <w:t>0.02</w:t>
+            <w:tcW w:type="dxa" w:w="1168"/>
+          </w:tcPr>
+          <w:p>
+            <w:r>
+              <w:t>not measured</w:t>
+            </w:r>
+          </w:p>
+        </w:tc>
+        <w:tc>
+          <w:tcPr>
+            <w:tcW w:type="dxa" w:w="1168"/>
+          </w:tcPr>
+          <w:p>
+            <w:r>
+              <w:t>True</w:t>
             </w:r>
           </w:p>
         </w:tc>
@@ -2973,7 +3007,7 @@
       <w:tr>
         <w:tc>
           <w:tcPr>
-            <w:tcW w:type="dxa" w:w="1314"/>
+            <w:tcW w:type="dxa" w:w="1168"/>
           </w:tcPr>
           <w:p>
             <w:r>
@@ -2983,7 +3017,7 @@
         </w:tc>
         <w:tc>
           <w:tcPr>
-            <w:tcW w:type="dxa" w:w="1314"/>
+            <w:tcW w:type="dxa" w:w="1168"/>
           </w:tcPr>
           <w:p>
             <w:r>
@@ -2993,27 +3027,17 @@
         </w:tc>
         <w:tc>
           <w:tcPr>
-            <w:tcW w:type="dxa" w:w="1314"/>
-          </w:tcPr>
-          <w:p>
-            <w:r>
-              <w:t>12</w:t>
-            </w:r>
-          </w:p>
-        </w:tc>
-        <w:tc>
-          <w:tcPr>
-            <w:tcW w:type="dxa" w:w="1314"/>
-          </w:tcPr>
-          <w:p>
-            <w:r>
-              <w:t>12</w:t>
-            </w:r>
-          </w:p>
-        </w:tc>
-        <w:tc>
-          <w:tcPr>
-            <w:tcW w:type="dxa" w:w="1314"/>
+            <w:tcW w:type="dxa" w:w="1168"/>
+          </w:tcPr>
+          <w:p>
+            <w:r>
+              <w:t>96</w:t>
+            </w:r>
+          </w:p>
+        </w:tc>
+        <w:tc>
+          <w:tcPr>
+            <w:tcW w:type="dxa" w:w="1168"/>
           </w:tcPr>
           <w:p>
             <w:r>
@@ -3023,17 +3047,27 @@
         </w:tc>
         <w:tc>
           <w:tcPr>
-            <w:tcW w:type="dxa" w:w="1314"/>
-          </w:tcPr>
-          <w:p>
-            <w:r>
-              <w:t>5.163e-60</w:t>
-            </w:r>
-          </w:p>
-        </w:tc>
-        <w:tc>
-          <w:tcPr>
-            <w:tcW w:type="dxa" w:w="1314"/>
+            <w:tcW w:type="dxa" w:w="1168"/>
+          </w:tcPr>
+          <w:p>
+            <w:r>
+              <w:t>96</w:t>
+            </w:r>
+          </w:p>
+        </w:tc>
+        <w:tc>
+          <w:tcPr>
+            <w:tcW w:type="dxa" w:w="1168"/>
+          </w:tcPr>
+          <w:p>
+            <w:r>
+              <w:t>96</w:t>
+            </w:r>
+          </w:p>
+        </w:tc>
+        <w:tc>
+          <w:tcPr>
+            <w:tcW w:type="dxa" w:w="1168"/>
           </w:tcPr>
           <w:p>
             <w:r>
@@ -3043,11 +3077,21 @@
         </w:tc>
         <w:tc>
           <w:tcPr>
-            <w:tcW w:type="dxa" w:w="1314"/>
-          </w:tcPr>
-          <w:p>
-            <w:r>
-              <w:t>0.1</w:t>
+            <w:tcW w:type="dxa" w:w="1168"/>
+          </w:tcPr>
+          <w:p>
+            <w:r>
+              <w:t>not measured</w:t>
+            </w:r>
+          </w:p>
+        </w:tc>
+        <w:tc>
+          <w:tcPr>
+            <w:tcW w:type="dxa" w:w="1168"/>
+          </w:tcPr>
+          <w:p>
+            <w:r>
+              <w:t>True</w:t>
             </w:r>
           </w:p>
         </w:tc>
@@ -3055,7 +3099,7 @@
       <w:tr>
         <w:tc>
           <w:tcPr>
-            <w:tcW w:type="dxa" w:w="1314"/>
+            <w:tcW w:type="dxa" w:w="1168"/>
           </w:tcPr>
           <w:p>
             <w:r>
@@ -3065,7 +3109,7 @@
         </w:tc>
         <w:tc>
           <w:tcPr>
-            <w:tcW w:type="dxa" w:w="1314"/>
+            <w:tcW w:type="dxa" w:w="1168"/>
           </w:tcPr>
           <w:p>
             <w:r>
@@ -3075,27 +3119,47 @@
         </w:tc>
         <w:tc>
           <w:tcPr>
-            <w:tcW w:type="dxa" w:w="1314"/>
-          </w:tcPr>
-          <w:p>
-            <w:r>
-              <w:t>24</w:t>
-            </w:r>
-          </w:p>
-        </w:tc>
-        <w:tc>
-          <w:tcPr>
-            <w:tcW w:type="dxa" w:w="1314"/>
-          </w:tcPr>
-          <w:p>
-            <w:r>
-              <w:t>24</w:t>
-            </w:r>
-          </w:p>
-        </w:tc>
-        <w:tc>
-          <w:tcPr>
-            <w:tcW w:type="dxa" w:w="1314"/>
+            <w:tcW w:type="dxa" w:w="1168"/>
+          </w:tcPr>
+          <w:p>
+            <w:r>
+              <w:t>84</w:t>
+            </w:r>
+          </w:p>
+        </w:tc>
+        <w:tc>
+          <w:tcPr>
+            <w:tcW w:type="dxa" w:w="1168"/>
+          </w:tcPr>
+          <w:p>
+            <w:r>
+              <w:t>20</w:t>
+            </w:r>
+          </w:p>
+        </w:tc>
+        <w:tc>
+          <w:tcPr>
+            <w:tcW w:type="dxa" w:w="1168"/>
+          </w:tcPr>
+          <w:p>
+            <w:r>
+              <w:t>64</w:t>
+            </w:r>
+          </w:p>
+        </w:tc>
+        <w:tc>
+          <w:tcPr>
+            <w:tcW w:type="dxa" w:w="1168"/>
+          </w:tcPr>
+          <w:p>
+            <w:r>
+              <w:t>84</w:t>
+            </w:r>
+          </w:p>
+        </w:tc>
+        <w:tc>
+          <w:tcPr>
+            <w:tcW w:type="dxa" w:w="1168"/>
           </w:tcPr>
           <w:p>
             <w:r>
@@ -3105,31 +3169,21 @@
         </w:tc>
         <w:tc>
           <w:tcPr>
-            <w:tcW w:type="dxa" w:w="1314"/>
-          </w:tcPr>
-          <w:p>
-            <w:r>
-              <w:t>5.131e-06</w:t>
-            </w:r>
-          </w:p>
-        </w:tc>
-        <w:tc>
-          <w:tcPr>
-            <w:tcW w:type="dxa" w:w="1314"/>
-          </w:tcPr>
-          <w:p>
-            <w:r>
-              <w:t>0</w:t>
-            </w:r>
-          </w:p>
-        </w:tc>
-        <w:tc>
-          <w:tcPr>
-            <w:tcW w:type="dxa" w:w="1314"/>
-          </w:tcPr>
-          <w:p>
-            <w:r>
-              <w:t>1.000e-05</w:t>
+            <w:tcW w:type="dxa" w:w="1168"/>
+          </w:tcPr>
+          <w:p>
+            <w:r>
+              <w:t>5.119e-14</w:t>
+            </w:r>
+          </w:p>
+        </w:tc>
+        <w:tc>
+          <w:tcPr>
+            <w:tcW w:type="dxa" w:w="1168"/>
+          </w:tcPr>
+          <w:p>
+            <w:r>
+              <w:t>True</w:t>
             </w:r>
           </w:p>
         </w:tc>
@@ -3137,7 +3191,7 @@
       <w:tr>
         <w:tc>
           <w:tcPr>
-            <w:tcW w:type="dxa" w:w="1314"/>
+            <w:tcW w:type="dxa" w:w="1168"/>
           </w:tcPr>
           <w:p>
             <w:r>
@@ -3147,7 +3201,7 @@
         </w:tc>
         <w:tc>
           <w:tcPr>
-            <w:tcW w:type="dxa" w:w="1314"/>
+            <w:tcW w:type="dxa" w:w="1168"/>
           </w:tcPr>
           <w:p>
             <w:r>
@@ -3157,27 +3211,47 @@
         </w:tc>
         <w:tc>
           <w:tcPr>
-            <w:tcW w:type="dxa" w:w="1314"/>
-          </w:tcPr>
-          <w:p>
-            <w:r>
-              <w:t>24</w:t>
-            </w:r>
-          </w:p>
-        </w:tc>
-        <w:tc>
-          <w:tcPr>
-            <w:tcW w:type="dxa" w:w="1314"/>
-          </w:tcPr>
-          <w:p>
-            <w:r>
-              <w:t>24</w:t>
-            </w:r>
-          </w:p>
-        </w:tc>
-        <w:tc>
-          <w:tcPr>
-            <w:tcW w:type="dxa" w:w="1314"/>
+            <w:tcW w:type="dxa" w:w="1168"/>
+          </w:tcPr>
+          <w:p>
+            <w:r>
+              <w:t>84</w:t>
+            </w:r>
+          </w:p>
+        </w:tc>
+        <w:tc>
+          <w:tcPr>
+            <w:tcW w:type="dxa" w:w="1168"/>
+          </w:tcPr>
+          <w:p>
+            <w:r>
+              <w:t>20</w:t>
+            </w:r>
+          </w:p>
+        </w:tc>
+        <w:tc>
+          <w:tcPr>
+            <w:tcW w:type="dxa" w:w="1168"/>
+          </w:tcPr>
+          <w:p>
+            <w:r>
+              <w:t>64</w:t>
+            </w:r>
+          </w:p>
+        </w:tc>
+        <w:tc>
+          <w:tcPr>
+            <w:tcW w:type="dxa" w:w="1168"/>
+          </w:tcPr>
+          <w:p>
+            <w:r>
+              <w:t>84</w:t>
+            </w:r>
+          </w:p>
+        </w:tc>
+        <w:tc>
+          <w:tcPr>
+            <w:tcW w:type="dxa" w:w="1168"/>
           </w:tcPr>
           <w:p>
             <w:r>
@@ -3187,31 +3261,21 @@
         </w:tc>
         <w:tc>
           <w:tcPr>
-            <w:tcW w:type="dxa" w:w="1314"/>
-          </w:tcPr>
-          <w:p>
-            <w:r>
-              <w:t>6.47</w:t>
-            </w:r>
-          </w:p>
-        </w:tc>
-        <w:tc>
-          <w:tcPr>
-            <w:tcW w:type="dxa" w:w="1314"/>
-          </w:tcPr>
-          <w:p>
-            <w:r>
-              <w:t>1.937e-09</w:t>
-            </w:r>
-          </w:p>
-        </w:tc>
-        <w:tc>
-          <w:tcPr>
-            <w:tcW w:type="dxa" w:w="1314"/>
-          </w:tcPr>
-          <w:p>
-            <w:r>
-              <w:t>0.02</w:t>
+            <w:tcW w:type="dxa" w:w="1168"/>
+          </w:tcPr>
+          <w:p>
+            <w:r>
+              <w:t>2.956e-11</w:t>
+            </w:r>
+          </w:p>
+        </w:tc>
+        <w:tc>
+          <w:tcPr>
+            <w:tcW w:type="dxa" w:w="1168"/>
+          </w:tcPr>
+          <w:p>
+            <w:r>
+              <w:t>True</w:t>
             </w:r>
           </w:p>
         </w:tc>
@@ -3219,7 +3283,7 @@
       <w:tr>
         <w:tc>
           <w:tcPr>
-            <w:tcW w:type="dxa" w:w="1314"/>
+            <w:tcW w:type="dxa" w:w="1168"/>
           </w:tcPr>
           <w:p>
             <w:r>
@@ -3229,7 +3293,7 @@
         </w:tc>
         <w:tc>
           <w:tcPr>
-            <w:tcW w:type="dxa" w:w="1314"/>
+            <w:tcW w:type="dxa" w:w="1168"/>
           </w:tcPr>
           <w:p>
             <w:r>
@@ -3239,27 +3303,47 @@
         </w:tc>
         <w:tc>
           <w:tcPr>
-            <w:tcW w:type="dxa" w:w="1314"/>
-          </w:tcPr>
-          <w:p>
-            <w:r>
-              <w:t>24</w:t>
-            </w:r>
-          </w:p>
-        </w:tc>
-        <w:tc>
-          <w:tcPr>
-            <w:tcW w:type="dxa" w:w="1314"/>
-          </w:tcPr>
-          <w:p>
-            <w:r>
-              <w:t>24</w:t>
-            </w:r>
-          </w:p>
-        </w:tc>
-        <w:tc>
-          <w:tcPr>
-            <w:tcW w:type="dxa" w:w="1314"/>
+            <w:tcW w:type="dxa" w:w="1168"/>
+          </w:tcPr>
+          <w:p>
+            <w:r>
+              <w:t>84</w:t>
+            </w:r>
+          </w:p>
+        </w:tc>
+        <w:tc>
+          <w:tcPr>
+            <w:tcW w:type="dxa" w:w="1168"/>
+          </w:tcPr>
+          <w:p>
+            <w:r>
+              <w:t>26</w:t>
+            </w:r>
+          </w:p>
+        </w:tc>
+        <w:tc>
+          <w:tcPr>
+            <w:tcW w:type="dxa" w:w="1168"/>
+          </w:tcPr>
+          <w:p>
+            <w:r>
+              <w:t>58</w:t>
+            </w:r>
+          </w:p>
+        </w:tc>
+        <w:tc>
+          <w:tcPr>
+            <w:tcW w:type="dxa" w:w="1168"/>
+          </w:tcPr>
+          <w:p>
+            <w:r>
+              <w:t>84</w:t>
+            </w:r>
+          </w:p>
+        </w:tc>
+        <w:tc>
+          <w:tcPr>
+            <w:tcW w:type="dxa" w:w="1168"/>
           </w:tcPr>
           <w:p>
             <w:r>
@@ -3269,36 +3353,38 @@
         </w:tc>
         <w:tc>
           <w:tcPr>
-            <w:tcW w:type="dxa" w:w="1314"/>
-          </w:tcPr>
-          <w:p>
-            <w:r>
-              <w:t>1.23e+04</w:t>
-            </w:r>
-          </w:p>
-        </w:tc>
-        <w:tc>
-          <w:tcPr>
-            <w:tcW w:type="dxa" w:w="1314"/>
-          </w:tcPr>
-          <w:p>
-            <w:r>
-              <w:t>1.679e-09</w:t>
-            </w:r>
-          </w:p>
-        </w:tc>
-        <w:tc>
-          <w:tcPr>
-            <w:tcW w:type="dxa" w:w="1314"/>
-          </w:tcPr>
-          <w:p>
-            <w:r>
-              <w:t>0.1</w:t>
+            <w:tcW w:type="dxa" w:w="1168"/>
+          </w:tcPr>
+          <w:p>
+            <w:r>
+              <w:t>2.563e-11</w:t>
+            </w:r>
+          </w:p>
+        </w:tc>
+        <w:tc>
+          <w:tcPr>
+            <w:tcW w:type="dxa" w:w="1168"/>
+          </w:tcPr>
+          <w:p>
+            <w:r>
+              <w:t>True</w:t>
             </w:r>
           </w:p>
         </w:tc>
       </w:tr>
     </w:tbl>
+    <w:p>
+      <w:pPr>
+        <w:jc w:val="left"/>
+      </w:pPr>
+      <w:r>
+        <w:rPr>
+          <w:i/>
+          <w:sz w:val="16"/>
+        </w:rPr>
+        <w:t>Note. The same comparisons are also adjudicated by the single-step method archived at paper_results/actual_umat_higher_order/j2/table4_higher_order_actual_umat.csv, which judges each entry against a closed-form tolerance rather than against the convergence of the reference. The two methods are independent, and they agree: both admit every row and neither reports a disagreement.</w:t>
+      </w:r>
+    </w:p>
     <w:p/>
     <w:p>
       <w:r>
@@ -3448,27 +3534,27 @@
           </w:tcPr>
           <w:p>
             <w:r>
-              <w:t>108</w:t>
-            </w:r>
-          </w:p>
-        </w:tc>
-        <w:tc>
-          <w:tcPr>
-            <w:tcW w:type="dxa" w:w="1314"/>
-          </w:tcPr>
-          <w:p>
-            <w:r>
-              <w:t>42</w:t>
-            </w:r>
-          </w:p>
-        </w:tc>
-        <w:tc>
-          <w:tcPr>
-            <w:tcW w:type="dxa" w:w="1314"/>
-          </w:tcPr>
-          <w:p>
-            <w:r>
-              <w:t>66</w:t>
+              <w:t>540</w:t>
+            </w:r>
+          </w:p>
+        </w:tc>
+        <w:tc>
+          <w:tcPr>
+            <w:tcW w:type="dxa" w:w="1314"/>
+          </w:tcPr>
+          <w:p>
+            <w:r>
+              <w:t>186</w:t>
+            </w:r>
+          </w:p>
+        </w:tc>
+        <w:tc>
+          <w:tcPr>
+            <w:tcW w:type="dxa" w:w="1314"/>
+          </w:tcPr>
+          <w:p>
+            <w:r>
+              <w:t>354</w:t>
             </w:r>
           </w:p>
         </w:tc>
@@ -3498,7 +3584,7 @@
           </w:tcPr>
           <w:p>
             <w:r>
-              <w:t>2.518e-15</w:t>
+              <w:t>2.188e-15</w:t>
             </w:r>
           </w:p>
         </w:tc>
@@ -3847,7 +3933,7 @@
           </w:tcPr>
           <w:p>
             <w:r>
-              <w:t>3595</w:t>
+              <w:t>3599</w:t>
             </w:r>
           </w:p>
         </w:tc>
@@ -3867,7 +3953,7 @@
           </w:tcPr>
           <w:p>
             <w:r>
-              <w:t>5</w:t>
+              <w:t>1</w:t>
             </w:r>
           </w:p>
         </w:tc>
@@ -3899,37 +3985,37 @@
           </w:tcPr>
           <w:p>
             <w:r>
-              <w:t>sweep_drucker_prager</w:t>
-            </w:r>
-          </w:p>
-        </w:tc>
-        <w:tc>
-          <w:tcPr>
-            <w:tcW w:type="dxa" w:w="1314"/>
-          </w:tcPr>
-          <w:p>
-            <w:r>
-              <w:t>unresolved</w:t>
-            </w:r>
-          </w:p>
-        </w:tc>
-        <w:tc>
-          <w:tcPr>
-            <w:tcW w:type="dxa" w:w="1314"/>
-          </w:tcPr>
-          <w:p>
-            <w:r>
-              <w:t>560</w:t>
-            </w:r>
-          </w:p>
-        </w:tc>
-        <w:tc>
-          <w:tcPr>
-            <w:tcW w:type="dxa" w:w="1314"/>
-          </w:tcPr>
-          <w:p>
-            <w:r>
-              <w:t>532</w:t>
+              <w:t>m1_elastic</w:t>
+            </w:r>
+          </w:p>
+        </w:tc>
+        <w:tc>
+          <w:tcPr>
+            <w:tcW w:type="dxa" w:w="1314"/>
+          </w:tcPr>
+          <w:p>
+            <w:r>
+              <w:t>succeeded</w:t>
+            </w:r>
+          </w:p>
+        </w:tc>
+        <w:tc>
+          <w:tcPr>
+            <w:tcW w:type="dxa" w:w="1314"/>
+          </w:tcPr>
+          <w:p>
+            <w:r>
+              <w:t>240</w:t>
+            </w:r>
+          </w:p>
+        </w:tc>
+        <w:tc>
+          <w:tcPr>
+            <w:tcW w:type="dxa" w:w="1314"/>
+          </w:tcPr>
+          <w:p>
+            <w:r>
+              <w:t>240</w:t>
             </w:r>
           </w:p>
         </w:tc>
@@ -3959,17 +4045,17 @@
           </w:tcPr>
           <w:p>
             <w:r>
-              <w:t>28</w:t>
-            </w:r>
-          </w:p>
-        </w:tc>
-        <w:tc>
-          <w:tcPr>
-            <w:tcW w:type="dxa" w:w="1314"/>
-          </w:tcPr>
-          <w:p>
-            <w:r>
-              <w:t>1.183e-08</w:t>
+              <w:t>0</w:t>
+            </w:r>
+          </w:p>
+        </w:tc>
+        <w:tc>
+          <w:tcPr>
+            <w:tcW w:type="dxa" w:w="1314"/>
+          </w:tcPr>
+          <w:p>
+            <w:r>
+              <w:t>2.480e-08</w:t>
             </w:r>
           </w:p>
         </w:tc>
@@ -3981,7 +4067,7 @@
           </w:tcPr>
           <w:p>
             <w:r>
-              <w:t>m1_elastic</w:t>
+              <w:t>m2_cubic</w:t>
             </w:r>
           </w:p>
         </w:tc>
@@ -4001,17 +4087,17 @@
           </w:tcPr>
           <w:p>
             <w:r>
-              <w:t>240</w:t>
-            </w:r>
-          </w:p>
-        </w:tc>
-        <w:tc>
-          <w:tcPr>
-            <w:tcW w:type="dxa" w:w="1314"/>
-          </w:tcPr>
-          <w:p>
-            <w:r>
-              <w:t>240</w:t>
+              <w:t>360</w:t>
+            </w:r>
+          </w:p>
+        </w:tc>
+        <w:tc>
+          <w:tcPr>
+            <w:tcW w:type="dxa" w:w="1314"/>
+          </w:tcPr>
+          <w:p>
+            <w:r>
+              <w:t>360</w:t>
             </w:r>
           </w:p>
         </w:tc>
@@ -4051,7 +4137,7 @@
           </w:tcPr>
           <w:p>
             <w:r>
-              <w:t>2.480e-08</w:t>
+              <w:t>3.103e-12</w:t>
             </w:r>
           </w:p>
         </w:tc>
@@ -4063,7 +4149,7 @@
           </w:tcPr>
           <w:p>
             <w:r>
-              <w:t>m2_cubic</w:t>
+              <w:t>m5_cpflow</w:t>
             </w:r>
           </w:p>
         </w:tc>
@@ -4083,17 +4169,17 @@
           </w:tcPr>
           <w:p>
             <w:r>
-              <w:t>360</w:t>
-            </w:r>
-          </w:p>
-        </w:tc>
-        <w:tc>
-          <w:tcPr>
-            <w:tcW w:type="dxa" w:w="1314"/>
-          </w:tcPr>
-          <w:p>
-            <w:r>
-              <w:t>360</w:t>
+              <w:t>840</w:t>
+            </w:r>
+          </w:p>
+        </w:tc>
+        <w:tc>
+          <w:tcPr>
+            <w:tcW w:type="dxa" w:w="1314"/>
+          </w:tcPr>
+          <w:p>
+            <w:r>
+              <w:t>840</w:t>
             </w:r>
           </w:p>
         </w:tc>
@@ -4133,7 +4219,7 @@
           </w:tcPr>
           <w:p>
             <w:r>
-              <w:t>3.103e-12</w:t>
+              <w:t>5.927e-07</w:t>
             </w:r>
           </w:p>
         </w:tc>
@@ -4145,7 +4231,7 @@
           </w:tcPr>
           <w:p>
             <w:r>
-              <w:t>m5_cpflow</w:t>
+              <w:t>sweep_aniso_ortho</w:t>
             </w:r>
           </w:p>
         </w:tc>
@@ -4165,17 +4251,17 @@
           </w:tcPr>
           <w:p>
             <w:r>
-              <w:t>840</w:t>
-            </w:r>
-          </w:p>
-        </w:tc>
-        <w:tc>
-          <w:tcPr>
-            <w:tcW w:type="dxa" w:w="1314"/>
-          </w:tcPr>
-          <w:p>
-            <w:r>
-              <w:t>840</w:t>
+              <w:t>1080</w:t>
+            </w:r>
+          </w:p>
+        </w:tc>
+        <w:tc>
+          <w:tcPr>
+            <w:tcW w:type="dxa" w:w="1314"/>
+          </w:tcPr>
+          <w:p>
+            <w:r>
+              <w:t>1080</w:t>
             </w:r>
           </w:p>
         </w:tc>
@@ -4215,7 +4301,7 @@
           </w:tcPr>
           <w:p>
             <w:r>
-              <w:t>5.927e-07</w:t>
+              <w:t>2.181e-12</w:t>
             </w:r>
           </w:p>
         </w:tc>
@@ -4227,7 +4313,7 @@
           </w:tcPr>
           <w:p>
             <w:r>
-              <w:t>sweep_aniso_ortho</w:t>
+              <w:t>sweep_damage_elastic</w:t>
             </w:r>
           </w:p>
         </w:tc>
@@ -4247,17 +4333,17 @@
           </w:tcPr>
           <w:p>
             <w:r>
-              <w:t>1080</w:t>
-            </w:r>
-          </w:p>
-        </w:tc>
-        <w:tc>
-          <w:tcPr>
-            <w:tcW w:type="dxa" w:w="1314"/>
-          </w:tcPr>
-          <w:p>
-            <w:r>
-              <w:t>1080</w:t>
+              <w:t>360</w:t>
+            </w:r>
+          </w:p>
+        </w:tc>
+        <w:tc>
+          <w:tcPr>
+            <w:tcW w:type="dxa" w:w="1314"/>
+          </w:tcPr>
+          <w:p>
+            <w:r>
+              <w:t>360</w:t>
             </w:r>
           </w:p>
         </w:tc>
@@ -4297,7 +4383,7 @@
           </w:tcPr>
           <w:p>
             <w:r>
-              <w:t>2.181e-12</w:t>
+              <w:t>2.479e-08</w:t>
             </w:r>
           </w:p>
         </w:tc>
@@ -4309,7 +4395,7 @@
           </w:tcPr>
           <w:p>
             <w:r>
-              <w:t>sweep_damage_elastic</w:t>
+              <w:t>sweep_drucker_prager</w:t>
             </w:r>
           </w:p>
         </w:tc>
@@ -4329,17 +4415,17 @@
           </w:tcPr>
           <w:p>
             <w:r>
-              <w:t>360</w:t>
-            </w:r>
-          </w:p>
-        </w:tc>
-        <w:tc>
-          <w:tcPr>
-            <w:tcW w:type="dxa" w:w="1314"/>
-          </w:tcPr>
-          <w:p>
-            <w:r>
-              <w:t>360</w:t>
+              <w:t>560</w:t>
+            </w:r>
+          </w:p>
+        </w:tc>
+        <w:tc>
+          <w:tcPr>
+            <w:tcW w:type="dxa" w:w="1314"/>
+          </w:tcPr>
+          <w:p>
+            <w:r>
+              <w:t>560</w:t>
             </w:r>
           </w:p>
         </w:tc>
@@ -4379,7 +4465,7 @@
           </w:tcPr>
           <w:p>
             <w:r>
-              <w:t>2.479e-08</w:t>
+              <w:t>1.183e-08</w:t>
             </w:r>
           </w:p>
         </w:tc>
@@ -5836,7 +5922,7 @@
           </w:tcPr>
           <w:p>
             <w:r>
-              <w:t>jgomezc1_UMAT_VPDCO</w:t>
+              <w:t>jgomezc1_UMAT_VPDCL</w:t>
             </w:r>
           </w:p>
         </w:tc>
@@ -5876,7 +5962,7 @@
           </w:tcPr>
           <w:p>
             <w:r>
-              <w:t>yes</w:t>
+              <w:t>no</w:t>
             </w:r>
           </w:p>
         </w:tc>
@@ -5896,7 +5982,7 @@
           </w:tcPr>
           <w:p>
             <w:r>
-              <w:t>9.882e-07</w:t>
+              <w:t>4.156e-07</w:t>
             </w:r>
           </w:p>
         </w:tc>
@@ -5918,27 +6004,27 @@
           </w:tcPr>
           <w:p>
             <w:r>
-              <w:t>lucarini_elastoplastic</w:t>
-            </w:r>
-          </w:p>
-        </w:tc>
-        <w:tc>
-          <w:tcPr>
-            <w:tcW w:type="dxa" w:w="1314"/>
-          </w:tcPr>
-          <w:p>
-            <w:r>
-              <w:t>sergiolucarini_UMAT4COMSOL</w:t>
-            </w:r>
-          </w:p>
-        </w:tc>
-        <w:tc>
-          <w:tcPr>
-            <w:tcW w:type="dxa" w:w="1314"/>
-          </w:tcPr>
-          <w:p>
-            <w:r>
-              <w:t>e62506fd8426</w:t>
+              <w:t>jgomezc1_UMAT_VPDCO</w:t>
+            </w:r>
+          </w:p>
+        </w:tc>
+        <w:tc>
+          <w:tcPr>
+            <w:tcW w:type="dxa" w:w="1314"/>
+          </w:tcPr>
+          <w:p>
+            <w:r>
+              <w:t>jgomezc1_ABAQUS-US</w:t>
+            </w:r>
+          </w:p>
+        </w:tc>
+        <w:tc>
+          <w:tcPr>
+            <w:tcW w:type="dxa" w:w="1314"/>
+          </w:tcPr>
+          <w:p>
+            <w:r>
+              <w:t>54181407aa7a</w:t>
             </w:r>
           </w:p>
         </w:tc>
@@ -5958,7 +6044,7 @@
           </w:tcPr>
           <w:p>
             <w:r>
-              <w:t>no</w:t>
+              <w:t>yes</w:t>
             </w:r>
           </w:p>
         </w:tc>
@@ -5978,7 +6064,7 @@
           </w:tcPr>
           <w:p>
             <w:r>
-              <w:t>not measured</w:t>
+              <w:t>9.882e-07</w:t>
             </w:r>
           </w:p>
         </w:tc>
@@ -6000,7 +6086,7 @@
           </w:tcPr>
           <w:p>
             <w:r>
-              <w:t>lucarini_neohookean</w:t>
+              <w:t>lucarini_crystalplasticity</w:t>
             </w:r>
           </w:p>
         </w:tc>
@@ -6060,7 +6146,7 @@
           </w:tcPr>
           <w:p>
             <w:r>
-              <w:t>not measured</w:t>
+              <w:t>7.107e-07</w:t>
             </w:r>
           </w:p>
         </w:tc>
@@ -6082,27 +6168,27 @@
           </w:tcPr>
           <w:p>
             <w:r>
-              <w:t>jgomezc1_UMAT_NKH_1.02</w:t>
-            </w:r>
-          </w:p>
-        </w:tc>
-        <w:tc>
-          <w:tcPr>
-            <w:tcW w:type="dxa" w:w="1314"/>
-          </w:tcPr>
-          <w:p>
-            <w:r>
-              <w:t>jgomezc1_ABAQUS-US</w:t>
-            </w:r>
-          </w:p>
-        </w:tc>
-        <w:tc>
-          <w:tcPr>
-            <w:tcW w:type="dxa" w:w="1314"/>
-          </w:tcPr>
-          <w:p>
-            <w:r>
-              <w:t>54181407aa7a</w:t>
+              <w:t>lucarini_elastoplastic</w:t>
+            </w:r>
+          </w:p>
+        </w:tc>
+        <w:tc>
+          <w:tcPr>
+            <w:tcW w:type="dxa" w:w="1314"/>
+          </w:tcPr>
+          <w:p>
+            <w:r>
+              <w:t>sergiolucarini_UMAT4COMSOL</w:t>
+            </w:r>
+          </w:p>
+        </w:tc>
+        <w:tc>
+          <w:tcPr>
+            <w:tcW w:type="dxa" w:w="1314"/>
+          </w:tcPr>
+          <w:p>
+            <w:r>
+              <w:t>e62506fd8426</w:t>
             </w:r>
           </w:p>
         </w:tc>
@@ -6132,7 +6218,7 @@
           </w:tcPr>
           <w:p>
             <w:r>
-              <w:t>dependencies_resolved</w:t>
+              <w:t>derivatives_verified</w:t>
             </w:r>
           </w:p>
         </w:tc>
@@ -6152,7 +6238,7 @@
           </w:tcPr>
           <w:p>
             <w:r>
-              <w:t>contract_constructed: no material property vector or loading history is available for this</w:t>
+              <w:t>none</w:t>
             </w:r>
           </w:p>
         </w:tc>
@@ -6164,27 +6250,27 @@
           </w:tcPr>
           <w:p>
             <w:r>
-              <w:t>jgomezc1_UMAT_VPDCL</w:t>
-            </w:r>
-          </w:p>
-        </w:tc>
-        <w:tc>
-          <w:tcPr>
-            <w:tcW w:type="dxa" w:w="1314"/>
-          </w:tcPr>
-          <w:p>
-            <w:r>
-              <w:t>jgomezc1_ABAQUS-US</w:t>
-            </w:r>
-          </w:p>
-        </w:tc>
-        <w:tc>
-          <w:tcPr>
-            <w:tcW w:type="dxa" w:w="1314"/>
-          </w:tcPr>
-          <w:p>
-            <w:r>
-              <w:t>54181407aa7a</w:t>
+              <w:t>lucarini_neohookean</w:t>
+            </w:r>
+          </w:p>
+        </w:tc>
+        <w:tc>
+          <w:tcPr>
+            <w:tcW w:type="dxa" w:w="1314"/>
+          </w:tcPr>
+          <w:p>
+            <w:r>
+              <w:t>sergiolucarini_UMAT4COMSOL</w:t>
+            </w:r>
+          </w:p>
+        </w:tc>
+        <w:tc>
+          <w:tcPr>
+            <w:tcW w:type="dxa" w:w="1314"/>
+          </w:tcPr>
+          <w:p>
+            <w:r>
+              <w:t>e62506fd8426</w:t>
             </w:r>
           </w:p>
         </w:tc>
@@ -6214,7 +6300,7 @@
           </w:tcPr>
           <w:p>
             <w:r>
-              <w:t>dependencies_resolved</w:t>
+              <w:t>derivatives_verified</w:t>
             </w:r>
           </w:p>
         </w:tc>
@@ -6234,7 +6320,7 @@
           </w:tcPr>
           <w:p>
             <w:r>
-              <w:t>contract_constructed: no material property vector or loading history is available for this</w:t>
+              <w:t>none</w:t>
             </w:r>
           </w:p>
         </w:tc>
@@ -6246,27 +6332,27 @@
           </w:tcPr>
           <w:p>
             <w:r>
-              <w:t>lucarini_crystalplasticity</w:t>
-            </w:r>
-          </w:p>
-        </w:tc>
-        <w:tc>
-          <w:tcPr>
-            <w:tcW w:type="dxa" w:w="1314"/>
-          </w:tcPr>
-          <w:p>
-            <w:r>
-              <w:t>sergiolucarini_UMAT4COMSOL</w:t>
-            </w:r>
-          </w:p>
-        </w:tc>
-        <w:tc>
-          <w:tcPr>
-            <w:tcW w:type="dxa" w:w="1314"/>
-          </w:tcPr>
-          <w:p>
-            <w:r>
-              <w:t>e62506fd8426</w:t>
+              <w:t>jgomezc1_UMAT_NKH_1.02</w:t>
+            </w:r>
+          </w:p>
+        </w:tc>
+        <w:tc>
+          <w:tcPr>
+            <w:tcW w:type="dxa" w:w="1314"/>
+          </w:tcPr>
+          <w:p>
+            <w:r>
+              <w:t>jgomezc1_ABAQUS-US</w:t>
+            </w:r>
+          </w:p>
+        </w:tc>
+        <w:tc>
+          <w:tcPr>
+            <w:tcW w:type="dxa" w:w="1314"/>
+          </w:tcPr>
+          <w:p>
+            <w:r>
+              <w:t>54181407aa7a</w:t>
             </w:r>
           </w:p>
         </w:tc>
@@ -6296,7 +6382,7 @@
           </w:tcPr>
           <w:p>
             <w:r>
-              <w:t>dependencies_resolved</w:t>
+              <w:t>generated_compiled</w:t>
             </w:r>
           </w:p>
         </w:tc>
@@ -6316,7 +6402,7 @@
           </w:tcPr>
           <w:p>
             <w:r>
-              <w:t>contract_constructed: no material property vector or loading history is available for this</w:t>
+              <w:t xml:space="preserve">original_executed: the original build, as compiled here, is not reproducible: two replays </w:t>
             </w:r>
           </w:p>
         </w:tc>
@@ -6378,7 +6464,7 @@
           </w:tcPr>
           <w:p>
             <w:r>
-              <w:t>entry_detected</w:t>
+              <w:t>dependencies_resolved</w:t>
             </w:r>
           </w:p>
         </w:tc>
@@ -6398,7 +6484,7 @@
           </w:tcPr>
           <w:p>
             <w:r>
-              <w:t>dependencies_resolved: these helpers have differing definitions in different files and non</w:t>
+              <w:t>contract_constructed: the declared dimensions are too small for what this source addresses</w:t>
             </w:r>
           </w:p>
         </w:tc>

--- a/paper_results/tables/paper_tables.docx
+++ b/paper_results/tables/paper_tables.docx
@@ -16,7 +16,7 @@
         <w:rPr>
           <w:i/>
         </w:rPr>
-        <w:t>Generated from the executed evidence at commit 9bb6d2402d75895f048f5ff4657e2cc9da991c59. Every cell is read from a file under paper_results/; none was transcribed. A quantity that was not measured reads “not measured” rather than zero.</w:t>
+        <w:t>Generated from the executed evidence at commit 48f12c6d4945169551cabd2858f839df38d37aa3. Every cell is read from a file under paper_results/; none was transcribed. A quantity that was not measured reads “not measured” rather than zero.</w:t>
       </w:r>
     </w:p>
     <w:p/>

--- a/paper_results/tables/paper_tables.docx
+++ b/paper_results/tables/paper_tables.docx
@@ -16,7 +16,7 @@
         <w:rPr>
           <w:i/>
         </w:rPr>
-        <w:t>Generated from the executed evidence at commit 48f12c6d4945169551cabd2858f839df38d37aa3. Every cell is read from a file under paper_results/; none was transcribed. A quantity that was not measured reads “not measured” rather than zero.</w:t>
+        <w:t>Generated from the executed evidence at commit 0f9381f69c17f5f327867eacb12758b2122780e9. Every cell is read from a file under paper_results/; none was transcribed. A quantity that was not measured reads “not measured” rather than zero.</w:t>
       </w:r>
     </w:p>
     <w:p/>

--- a/paper_results/tables/paper_tables.docx
+++ b/paper_results/tables/paper_tables.docx
@@ -16,7 +16,7 @@
         <w:rPr>
           <w:i/>
         </w:rPr>
-        <w:t>Generated from the executed evidence at commit 0f9381f69c17f5f327867eacb12758b2122780e9. Every cell is read from a file under paper_results/; none was transcribed. A quantity that was not measured reads “not measured” rather than zero.</w:t>
+        <w:t>Generated from the executed evidence at commit 489806911fe5ddc5a9ac1ede812a0c7e84a98e81. Every cell is read from a file under paper_results/; none was transcribed. A quantity that was not measured reads “not measured” rather than zero.</w:t>
       </w:r>
     </w:p>
     <w:p/>

--- a/paper_results/tables/paper_tables.docx
+++ b/paper_results/tables/paper_tables.docx
@@ -16,7 +16,7 @@
         <w:rPr>
           <w:i/>
         </w:rPr>
-        <w:t>Generated from the executed evidence at commit 489806911fe5ddc5a9ac1ede812a0c7e84a98e81. Every cell is read from a file under paper_results/; none was transcribed. A quantity that was not measured reads “not measured” rather than zero.</w:t>
+        <w:t>Generated from the executed evidence at commit 63bf39bed285c8253cd6d370e7ef1a010d184b4b. Every cell is read from a file under paper_results/; none was transcribed. A quantity that was not measured reads “not measured” rather than zero.</w:t>
       </w:r>
     </w:p>
     <w:p/>
@@ -2680,7 +2680,7 @@
         <w:rPr>
           <w:b/>
         </w:rPr>
-        <w:t>Table 4. Higher-order stress derivatives of the illustrative example against an independent 80-digit reference, adjudicated by convergence of the reference itself. A row counts as admitted only when the reference resolved it and the two agree, or when the derivative is shown to be zero on evidence independent of the OTI result. The relative error is reported over resolved rows only, because a relative error on a quantity at the rounding floor measures nothing.</w:t>
+        <w:t>Table 4. Higher-order stress derivatives of the illustrative example against an independent 80-digit reference, adjudicated by convergence of the reference itself. A row counts as admitted only when the reference resolved it and the two agree, or when the derivative is shown to be zero on evidence independent of the OTI result. The relative error is reported over resolved rows only, because a relative error on a quantity at the rounding floor measures nothing. Where the reference establishes a zero there is no relative error to report, so the measurement is the largest generated magnitude on those rows, normalised so that a real derivative of the same order would be of order one: on the elastic branch the response is linear and every generated derivative of order two and above is exactly zero.</w:t>
       </w:r>
     </w:p>
     <w:tbl>
@@ -2691,20 +2691,21 @@
         <w:tblLook w:firstColumn="1" w:firstRow="1" w:lastColumn="0" w:lastRow="0" w:noHBand="0" w:noVBand="1" w:val="04A0"/>
       </w:tblPr>
       <w:tblGrid>
-        <w:gridCol w:w="1168"/>
-        <w:gridCol w:w="1168"/>
-        <w:gridCol w:w="1168"/>
-        <w:gridCol w:w="1168"/>
-        <w:gridCol w:w="1168"/>
-        <w:gridCol w:w="1168"/>
-        <w:gridCol w:w="1168"/>
-        <w:gridCol w:w="1168"/>
-        <w:gridCol w:w="1168"/>
+        <w:gridCol w:w="1051"/>
+        <w:gridCol w:w="1051"/>
+        <w:gridCol w:w="1051"/>
+        <w:gridCol w:w="1051"/>
+        <w:gridCol w:w="1051"/>
+        <w:gridCol w:w="1051"/>
+        <w:gridCol w:w="1051"/>
+        <w:gridCol w:w="1051"/>
+        <w:gridCol w:w="1051"/>
+        <w:gridCol w:w="1051"/>
       </w:tblGrid>
       <w:tr>
         <w:tc>
           <w:tcPr>
-            <w:tcW w:type="dxa" w:w="1168"/>
+            <w:tcW w:type="dxa" w:w="1051"/>
           </w:tcPr>
           <w:p>
             <w:r>
@@ -2717,7 +2718,7 @@
         </w:tc>
         <w:tc>
           <w:tcPr>
-            <w:tcW w:type="dxa" w:w="1168"/>
+            <w:tcW w:type="dxa" w:w="1051"/>
           </w:tcPr>
           <w:p>
             <w:r>
@@ -2730,7 +2731,7 @@
         </w:tc>
         <w:tc>
           <w:tcPr>
-            <w:tcW w:type="dxa" w:w="1168"/>
+            <w:tcW w:type="dxa" w:w="1051"/>
           </w:tcPr>
           <w:p>
             <w:r>
@@ -2743,7 +2744,7 @@
         </w:tc>
         <w:tc>
           <w:tcPr>
-            <w:tcW w:type="dxa" w:w="1168"/>
+            <w:tcW w:type="dxa" w:w="1051"/>
           </w:tcPr>
           <w:p>
             <w:r>
@@ -2756,7 +2757,7 @@
         </w:tc>
         <w:tc>
           <w:tcPr>
-            <w:tcW w:type="dxa" w:w="1168"/>
+            <w:tcW w:type="dxa" w:w="1051"/>
           </w:tcPr>
           <w:p>
             <w:r>
@@ -2769,7 +2770,7 @@
         </w:tc>
         <w:tc>
           <w:tcPr>
-            <w:tcW w:type="dxa" w:w="1168"/>
+            <w:tcW w:type="dxa" w:w="1051"/>
           </w:tcPr>
           <w:p>
             <w:r>
@@ -2782,7 +2783,7 @@
         </w:tc>
         <w:tc>
           <w:tcPr>
-            <w:tcW w:type="dxa" w:w="1168"/>
+            <w:tcW w:type="dxa" w:w="1051"/>
           </w:tcPr>
           <w:p>
             <w:r>
@@ -2795,7 +2796,7 @@
         </w:tc>
         <w:tc>
           <w:tcPr>
-            <w:tcW w:type="dxa" w:w="1168"/>
+            <w:tcW w:type="dxa" w:w="1051"/>
           </w:tcPr>
           <w:p>
             <w:r>
@@ -2808,7 +2809,20 @@
         </w:tc>
         <w:tc>
           <w:tcPr>
-            <w:tcW w:type="dxa" w:w="1168"/>
+            <w:tcW w:type="dxa" w:w="1051"/>
+          </w:tcPr>
+          <w:p>
+            <w:r>
+              <w:rPr>
+                <w:b/>
+              </w:rPr>
+              <w:t>Max |generated| where zero</w:t>
+            </w:r>
+          </w:p>
+        </w:tc>
+        <w:tc>
+          <w:tcPr>
+            <w:tcW w:type="dxa" w:w="1051"/>
           </w:tcPr>
           <w:p>
             <w:r>
@@ -2823,7 +2837,7 @@
       <w:tr>
         <w:tc>
           <w:tcPr>
-            <w:tcW w:type="dxa" w:w="1168"/>
+            <w:tcW w:type="dxa" w:w="1051"/>
           </w:tcPr>
           <w:p>
             <w:r>
@@ -2833,7 +2847,7 @@
         </w:tc>
         <w:tc>
           <w:tcPr>
-            <w:tcW w:type="dxa" w:w="1168"/>
+            <w:tcW w:type="dxa" w:w="1051"/>
           </w:tcPr>
           <w:p>
             <w:r>
@@ -2843,7 +2857,7 @@
         </w:tc>
         <w:tc>
           <w:tcPr>
-            <w:tcW w:type="dxa" w:w="1168"/>
+            <w:tcW w:type="dxa" w:w="1051"/>
           </w:tcPr>
           <w:p>
             <w:r>
@@ -2853,7 +2867,7 @@
         </w:tc>
         <w:tc>
           <w:tcPr>
-            <w:tcW w:type="dxa" w:w="1168"/>
+            <w:tcW w:type="dxa" w:w="1051"/>
           </w:tcPr>
           <w:p>
             <w:r>
@@ -2863,7 +2877,7 @@
         </w:tc>
         <w:tc>
           <w:tcPr>
-            <w:tcW w:type="dxa" w:w="1168"/>
+            <w:tcW w:type="dxa" w:w="1051"/>
           </w:tcPr>
           <w:p>
             <w:r>
@@ -2873,7 +2887,7 @@
         </w:tc>
         <w:tc>
           <w:tcPr>
-            <w:tcW w:type="dxa" w:w="1168"/>
+            <w:tcW w:type="dxa" w:w="1051"/>
           </w:tcPr>
           <w:p>
             <w:r>
@@ -2883,7 +2897,7 @@
         </w:tc>
         <w:tc>
           <w:tcPr>
-            <w:tcW w:type="dxa" w:w="1168"/>
+            <w:tcW w:type="dxa" w:w="1051"/>
           </w:tcPr>
           <w:p>
             <w:r>
@@ -2893,17 +2907,27 @@
         </w:tc>
         <w:tc>
           <w:tcPr>
-            <w:tcW w:type="dxa" w:w="1168"/>
-          </w:tcPr>
-          <w:p>
-            <w:r>
-              <w:t>not measured</w:t>
-            </w:r>
-          </w:p>
-        </w:tc>
-        <w:tc>
-          <w:tcPr>
-            <w:tcW w:type="dxa" w:w="1168"/>
+            <w:tcW w:type="dxa" w:w="1051"/>
+          </w:tcPr>
+          <w:p>
+            <w:r>
+              <w:t>no resolved rows</w:t>
+            </w:r>
+          </w:p>
+        </w:tc>
+        <w:tc>
+          <w:tcPr>
+            <w:tcW w:type="dxa" w:w="1051"/>
+          </w:tcPr>
+          <w:p>
+            <w:r>
+              <w:t>0</w:t>
+            </w:r>
+          </w:p>
+        </w:tc>
+        <w:tc>
+          <w:tcPr>
+            <w:tcW w:type="dxa" w:w="1051"/>
           </w:tcPr>
           <w:p>
             <w:r>
@@ -2915,7 +2939,7 @@
       <w:tr>
         <w:tc>
           <w:tcPr>
-            <w:tcW w:type="dxa" w:w="1168"/>
+            <w:tcW w:type="dxa" w:w="1051"/>
           </w:tcPr>
           <w:p>
             <w:r>
@@ -2925,7 +2949,7 @@
         </w:tc>
         <w:tc>
           <w:tcPr>
-            <w:tcW w:type="dxa" w:w="1168"/>
+            <w:tcW w:type="dxa" w:w="1051"/>
           </w:tcPr>
           <w:p>
             <w:r>
@@ -2935,7 +2959,7 @@
         </w:tc>
         <w:tc>
           <w:tcPr>
-            <w:tcW w:type="dxa" w:w="1168"/>
+            <w:tcW w:type="dxa" w:w="1051"/>
           </w:tcPr>
           <w:p>
             <w:r>
@@ -2945,7 +2969,7 @@
         </w:tc>
         <w:tc>
           <w:tcPr>
-            <w:tcW w:type="dxa" w:w="1168"/>
+            <w:tcW w:type="dxa" w:w="1051"/>
           </w:tcPr>
           <w:p>
             <w:r>
@@ -2955,7 +2979,7 @@
         </w:tc>
         <w:tc>
           <w:tcPr>
-            <w:tcW w:type="dxa" w:w="1168"/>
+            <w:tcW w:type="dxa" w:w="1051"/>
           </w:tcPr>
           <w:p>
             <w:r>
@@ -2965,7 +2989,7 @@
         </w:tc>
         <w:tc>
           <w:tcPr>
-            <w:tcW w:type="dxa" w:w="1168"/>
+            <w:tcW w:type="dxa" w:w="1051"/>
           </w:tcPr>
           <w:p>
             <w:r>
@@ -2975,7 +2999,7 @@
         </w:tc>
         <w:tc>
           <w:tcPr>
-            <w:tcW w:type="dxa" w:w="1168"/>
+            <w:tcW w:type="dxa" w:w="1051"/>
           </w:tcPr>
           <w:p>
             <w:r>
@@ -2985,17 +3009,27 @@
         </w:tc>
         <w:tc>
           <w:tcPr>
-            <w:tcW w:type="dxa" w:w="1168"/>
-          </w:tcPr>
-          <w:p>
-            <w:r>
-              <w:t>not measured</w:t>
-            </w:r>
-          </w:p>
-        </w:tc>
-        <w:tc>
-          <w:tcPr>
-            <w:tcW w:type="dxa" w:w="1168"/>
+            <w:tcW w:type="dxa" w:w="1051"/>
+          </w:tcPr>
+          <w:p>
+            <w:r>
+              <w:t>no resolved rows</w:t>
+            </w:r>
+          </w:p>
+        </w:tc>
+        <w:tc>
+          <w:tcPr>
+            <w:tcW w:type="dxa" w:w="1051"/>
+          </w:tcPr>
+          <w:p>
+            <w:r>
+              <w:t>0</w:t>
+            </w:r>
+          </w:p>
+        </w:tc>
+        <w:tc>
+          <w:tcPr>
+            <w:tcW w:type="dxa" w:w="1051"/>
           </w:tcPr>
           <w:p>
             <w:r>
@@ -3007,7 +3041,7 @@
       <w:tr>
         <w:tc>
           <w:tcPr>
-            <w:tcW w:type="dxa" w:w="1168"/>
+            <w:tcW w:type="dxa" w:w="1051"/>
           </w:tcPr>
           <w:p>
             <w:r>
@@ -3017,7 +3051,7 @@
         </w:tc>
         <w:tc>
           <w:tcPr>
-            <w:tcW w:type="dxa" w:w="1168"/>
+            <w:tcW w:type="dxa" w:w="1051"/>
           </w:tcPr>
           <w:p>
             <w:r>
@@ -3027,7 +3061,7 @@
         </w:tc>
         <w:tc>
           <w:tcPr>
-            <w:tcW w:type="dxa" w:w="1168"/>
+            <w:tcW w:type="dxa" w:w="1051"/>
           </w:tcPr>
           <w:p>
             <w:r>
@@ -3037,7 +3071,7 @@
         </w:tc>
         <w:tc>
           <w:tcPr>
-            <w:tcW w:type="dxa" w:w="1168"/>
+            <w:tcW w:type="dxa" w:w="1051"/>
           </w:tcPr>
           <w:p>
             <w:r>
@@ -3047,7 +3081,7 @@
         </w:tc>
         <w:tc>
           <w:tcPr>
-            <w:tcW w:type="dxa" w:w="1168"/>
+            <w:tcW w:type="dxa" w:w="1051"/>
           </w:tcPr>
           <w:p>
             <w:r>
@@ -3057,7 +3091,7 @@
         </w:tc>
         <w:tc>
           <w:tcPr>
-            <w:tcW w:type="dxa" w:w="1168"/>
+            <w:tcW w:type="dxa" w:w="1051"/>
           </w:tcPr>
           <w:p>
             <w:r>
@@ -3067,7 +3101,7 @@
         </w:tc>
         <w:tc>
           <w:tcPr>
-            <w:tcW w:type="dxa" w:w="1168"/>
+            <w:tcW w:type="dxa" w:w="1051"/>
           </w:tcPr>
           <w:p>
             <w:r>
@@ -3077,17 +3111,27 @@
         </w:tc>
         <w:tc>
           <w:tcPr>
-            <w:tcW w:type="dxa" w:w="1168"/>
-          </w:tcPr>
-          <w:p>
-            <w:r>
-              <w:t>not measured</w:t>
-            </w:r>
-          </w:p>
-        </w:tc>
-        <w:tc>
-          <w:tcPr>
-            <w:tcW w:type="dxa" w:w="1168"/>
+            <w:tcW w:type="dxa" w:w="1051"/>
+          </w:tcPr>
+          <w:p>
+            <w:r>
+              <w:t>no resolved rows</w:t>
+            </w:r>
+          </w:p>
+        </w:tc>
+        <w:tc>
+          <w:tcPr>
+            <w:tcW w:type="dxa" w:w="1051"/>
+          </w:tcPr>
+          <w:p>
+            <w:r>
+              <w:t>0</w:t>
+            </w:r>
+          </w:p>
+        </w:tc>
+        <w:tc>
+          <w:tcPr>
+            <w:tcW w:type="dxa" w:w="1051"/>
           </w:tcPr>
           <w:p>
             <w:r>
@@ -3099,7 +3143,7 @@
       <w:tr>
         <w:tc>
           <w:tcPr>
-            <w:tcW w:type="dxa" w:w="1168"/>
+            <w:tcW w:type="dxa" w:w="1051"/>
           </w:tcPr>
           <w:p>
             <w:r>
@@ -3109,7 +3153,7 @@
         </w:tc>
         <w:tc>
           <w:tcPr>
-            <w:tcW w:type="dxa" w:w="1168"/>
+            <w:tcW w:type="dxa" w:w="1051"/>
           </w:tcPr>
           <w:p>
             <w:r>
@@ -3119,7 +3163,7 @@
         </w:tc>
         <w:tc>
           <w:tcPr>
-            <w:tcW w:type="dxa" w:w="1168"/>
+            <w:tcW w:type="dxa" w:w="1051"/>
           </w:tcPr>
           <w:p>
             <w:r>
@@ -3129,7 +3173,7 @@
         </w:tc>
         <w:tc>
           <w:tcPr>
-            <w:tcW w:type="dxa" w:w="1168"/>
+            <w:tcW w:type="dxa" w:w="1051"/>
           </w:tcPr>
           <w:p>
             <w:r>
@@ -3139,7 +3183,7 @@
         </w:tc>
         <w:tc>
           <w:tcPr>
-            <w:tcW w:type="dxa" w:w="1168"/>
+            <w:tcW w:type="dxa" w:w="1051"/>
           </w:tcPr>
           <w:p>
             <w:r>
@@ -3149,7 +3193,7 @@
         </w:tc>
         <w:tc>
           <w:tcPr>
-            <w:tcW w:type="dxa" w:w="1168"/>
+            <w:tcW w:type="dxa" w:w="1051"/>
           </w:tcPr>
           <w:p>
             <w:r>
@@ -3159,7 +3203,7 @@
         </w:tc>
         <w:tc>
           <w:tcPr>
-            <w:tcW w:type="dxa" w:w="1168"/>
+            <w:tcW w:type="dxa" w:w="1051"/>
           </w:tcPr>
           <w:p>
             <w:r>
@@ -3169,7 +3213,7 @@
         </w:tc>
         <w:tc>
           <w:tcPr>
-            <w:tcW w:type="dxa" w:w="1168"/>
+            <w:tcW w:type="dxa" w:w="1051"/>
           </w:tcPr>
           <w:p>
             <w:r>
@@ -3179,7 +3223,17 @@
         </w:tc>
         <w:tc>
           <w:tcPr>
-            <w:tcW w:type="dxa" w:w="1168"/>
+            <w:tcW w:type="dxa" w:w="1051"/>
+          </w:tcPr>
+          <w:p>
+            <w:r>
+              <w:t>1.490e-16</w:t>
+            </w:r>
+          </w:p>
+        </w:tc>
+        <w:tc>
+          <w:tcPr>
+            <w:tcW w:type="dxa" w:w="1051"/>
           </w:tcPr>
           <w:p>
             <w:r>
@@ -3191,7 +3245,7 @@
       <w:tr>
         <w:tc>
           <w:tcPr>
-            <w:tcW w:type="dxa" w:w="1168"/>
+            <w:tcW w:type="dxa" w:w="1051"/>
           </w:tcPr>
           <w:p>
             <w:r>
@@ -3201,7 +3255,7 @@
         </w:tc>
         <w:tc>
           <w:tcPr>
-            <w:tcW w:type="dxa" w:w="1168"/>
+            <w:tcW w:type="dxa" w:w="1051"/>
           </w:tcPr>
           <w:p>
             <w:r>
@@ -3211,7 +3265,7 @@
         </w:tc>
         <w:tc>
           <w:tcPr>
-            <w:tcW w:type="dxa" w:w="1168"/>
+            <w:tcW w:type="dxa" w:w="1051"/>
           </w:tcPr>
           <w:p>
             <w:r>
@@ -3221,7 +3275,7 @@
         </w:tc>
         <w:tc>
           <w:tcPr>
-            <w:tcW w:type="dxa" w:w="1168"/>
+            <w:tcW w:type="dxa" w:w="1051"/>
           </w:tcPr>
           <w:p>
             <w:r>
@@ -3231,7 +3285,7 @@
         </w:tc>
         <w:tc>
           <w:tcPr>
-            <w:tcW w:type="dxa" w:w="1168"/>
+            <w:tcW w:type="dxa" w:w="1051"/>
           </w:tcPr>
           <w:p>
             <w:r>
@@ -3241,7 +3295,7 @@
         </w:tc>
         <w:tc>
           <w:tcPr>
-            <w:tcW w:type="dxa" w:w="1168"/>
+            <w:tcW w:type="dxa" w:w="1051"/>
           </w:tcPr>
           <w:p>
             <w:r>
@@ -3251,7 +3305,7 @@
         </w:tc>
         <w:tc>
           <w:tcPr>
-            <w:tcW w:type="dxa" w:w="1168"/>
+            <w:tcW w:type="dxa" w:w="1051"/>
           </w:tcPr>
           <w:p>
             <w:r>
@@ -3261,7 +3315,7 @@
         </w:tc>
         <w:tc>
           <w:tcPr>
-            <w:tcW w:type="dxa" w:w="1168"/>
+            <w:tcW w:type="dxa" w:w="1051"/>
           </w:tcPr>
           <w:p>
             <w:r>
@@ -3271,7 +3325,17 @@
         </w:tc>
         <w:tc>
           <w:tcPr>
-            <w:tcW w:type="dxa" w:w="1168"/>
+            <w:tcW w:type="dxa" w:w="1051"/>
+          </w:tcPr>
+          <w:p>
+            <w:r>
+              <w:t>3.662e-16</w:t>
+            </w:r>
+          </w:p>
+        </w:tc>
+        <w:tc>
+          <w:tcPr>
+            <w:tcW w:type="dxa" w:w="1051"/>
           </w:tcPr>
           <w:p>
             <w:r>
@@ -3283,7 +3347,7 @@
       <w:tr>
         <w:tc>
           <w:tcPr>
-            <w:tcW w:type="dxa" w:w="1168"/>
+            <w:tcW w:type="dxa" w:w="1051"/>
           </w:tcPr>
           <w:p>
             <w:r>
@@ -3293,7 +3357,7 @@
         </w:tc>
         <w:tc>
           <w:tcPr>
-            <w:tcW w:type="dxa" w:w="1168"/>
+            <w:tcW w:type="dxa" w:w="1051"/>
           </w:tcPr>
           <w:p>
             <w:r>
@@ -3303,7 +3367,7 @@
         </w:tc>
         <w:tc>
           <w:tcPr>
-            <w:tcW w:type="dxa" w:w="1168"/>
+            <w:tcW w:type="dxa" w:w="1051"/>
           </w:tcPr>
           <w:p>
             <w:r>
@@ -3313,7 +3377,7 @@
         </w:tc>
         <w:tc>
           <w:tcPr>
-            <w:tcW w:type="dxa" w:w="1168"/>
+            <w:tcW w:type="dxa" w:w="1051"/>
           </w:tcPr>
           <w:p>
             <w:r>
@@ -3323,7 +3387,7 @@
         </w:tc>
         <w:tc>
           <w:tcPr>
-            <w:tcW w:type="dxa" w:w="1168"/>
+            <w:tcW w:type="dxa" w:w="1051"/>
           </w:tcPr>
           <w:p>
             <w:r>
@@ -3333,7 +3397,7 @@
         </w:tc>
         <w:tc>
           <w:tcPr>
-            <w:tcW w:type="dxa" w:w="1168"/>
+            <w:tcW w:type="dxa" w:w="1051"/>
           </w:tcPr>
           <w:p>
             <w:r>
@@ -3343,7 +3407,7 @@
         </w:tc>
         <w:tc>
           <w:tcPr>
-            <w:tcW w:type="dxa" w:w="1168"/>
+            <w:tcW w:type="dxa" w:w="1051"/>
           </w:tcPr>
           <w:p>
             <w:r>
@@ -3353,7 +3417,7 @@
         </w:tc>
         <w:tc>
           <w:tcPr>
-            <w:tcW w:type="dxa" w:w="1168"/>
+            <w:tcW w:type="dxa" w:w="1051"/>
           </w:tcPr>
           <w:p>
             <w:r>
@@ -3363,7 +3427,17 @@
         </w:tc>
         <w:tc>
           <w:tcPr>
-            <w:tcW w:type="dxa" w:w="1168"/>
+            <w:tcW w:type="dxa" w:w="1051"/>
+          </w:tcPr>
+          <w:p>
+            <w:r>
+              <w:t>1.125e-15</w:t>
+            </w:r>
+          </w:p>
+        </w:tc>
+        <w:tc>
+          <w:tcPr>
+            <w:tcW w:type="dxa" w:w="1051"/>
           </w:tcPr>
           <w:p>
             <w:r>
